--- a/soe-post-investment-report/assets/reference-template.docx
+++ b/soe-post-investment-report/assets/reference-template.docx
@@ -7,7 +7,7 @@
         <w:keepNext w:val="0"/>
         <w:widowControl/>
         <w:spacing w:lineRule="exact" w:line="960" w:before="1720" w:after="400"/>
-        <w:ind w:firstLine="0" w:left="0" w:right="0"/>
+        <w:ind w:left="0" w:right="0"/>
         <w:jc w:val="center"/>
       </w:pPr>
       <w:r>
@@ -111,7 +111,7 @@
         <w:keepNext/>
         <w:widowControl/>
         <w:spacing w:lineRule="exact" w:line="600" w:before="480" w:after="480"/>
-        <w:ind w:firstLine="0" w:left="0" w:right="0"/>
+        <w:ind w:left="0" w:right="0"/>
         <w:jc w:val="center"/>
       </w:pPr>
       <w:r>
@@ -137,7 +137,7 @@
         <w:keepNext/>
         <w:widowControl/>
         <w:spacing w:lineRule="exact" w:line="560" w:before="0" w:after="0"/>
-        <w:ind w:firstLine="0" w:left="0" w:right="0"/>
+        <w:ind w:left="0" w:right="0"/>
         <w:jc w:val="both"/>
       </w:pPr>
       <w:r>
@@ -154,7 +154,7 @@
         <w:keepNext w:val="0"/>
         <w:widowControl/>
         <w:spacing w:lineRule="exact" w:line="560" w:before="0" w:after="0"/>
-        <w:ind w:firstLine="640" w:left="0" w:right="0"/>
+        <w:ind w:left="0" w:right="0" w:firstLineChars="200"/>
         <w:jc w:val="both"/>
       </w:pPr>
       <w:r>
@@ -171,7 +171,7 @@
         <w:keepNext/>
         <w:widowControl/>
         <w:spacing w:lineRule="exact" w:line="560" w:before="0" w:after="0"/>
-        <w:ind w:firstLine="640" w:left="0" w:right="0"/>
+        <w:ind w:left="0" w:right="0" w:firstLineChars="200"/>
         <w:jc w:val="both"/>
         <w:outlineLvl w:val="0"/>
       </w:pPr>
@@ -189,7 +189,7 @@
         <w:keepNext/>
         <w:widowControl/>
         <w:spacing w:lineRule="exact" w:line="560" w:before="0" w:after="0"/>
-        <w:ind w:firstLine="640" w:left="0" w:right="0"/>
+        <w:ind w:left="0" w:right="0" w:firstLineChars="200"/>
         <w:jc w:val="both"/>
         <w:outlineLvl w:val="1"/>
       </w:pPr>
@@ -207,7 +207,7 @@
         <w:keepNext w:val="0"/>
         <w:widowControl/>
         <w:spacing w:lineRule="exact" w:line="560" w:before="0" w:after="0"/>
-        <w:ind w:firstLine="640" w:left="0" w:right="0"/>
+        <w:ind w:left="0" w:right="0" w:firstLineChars="200"/>
         <w:jc w:val="both"/>
       </w:pPr>
       <w:r>
@@ -224,7 +224,7 @@
         <w:keepNext w:val="0"/>
         <w:widowControl/>
         <w:spacing w:lineRule="exact" w:line="560" w:before="0" w:after="0"/>
-        <w:ind w:firstLine="640" w:left="0" w:right="0"/>
+        <w:ind w:left="0" w:right="0" w:firstLineChars="200"/>
         <w:jc w:val="both"/>
       </w:pPr>
       <w:r>
@@ -241,7 +241,7 @@
         <w:keepNext w:val="0"/>
         <w:widowControl/>
         <w:spacing w:lineRule="exact" w:line="560" w:before="0" w:after="0"/>
-        <w:ind w:firstLine="640" w:left="0" w:right="0"/>
+        <w:ind w:left="0" w:right="0" w:firstLineChars="200"/>
         <w:jc w:val="both"/>
       </w:pPr>
       <w:r>
@@ -258,7 +258,7 @@
         <w:keepNext/>
         <w:widowControl/>
         <w:spacing w:lineRule="exact" w:line="560" w:before="0" w:after="0"/>
-        <w:ind w:firstLine="640" w:left="0" w:right="0"/>
+        <w:ind w:left="0" w:right="0" w:firstLineChars="200"/>
         <w:jc w:val="both"/>
         <w:outlineLvl w:val="1"/>
       </w:pPr>
@@ -276,7 +276,7 @@
         <w:keepNext w:val="0"/>
         <w:widowControl/>
         <w:spacing w:lineRule="exact" w:line="560" w:before="0" w:after="0"/>
-        <w:ind w:firstLine="640" w:left="0" w:right="0"/>
+        <w:ind w:left="0" w:right="0" w:firstLineChars="200"/>
         <w:jc w:val="both"/>
       </w:pPr>
       <w:r>
@@ -293,7 +293,7 @@
         <w:keepNext w:val="0"/>
         <w:widowControl/>
         <w:spacing w:lineRule="exact" w:line="560" w:before="0" w:after="0"/>
-        <w:ind w:firstLine="640" w:left="0" w:right="0"/>
+        <w:ind w:left="0" w:right="0" w:firstLineChars="200"/>
         <w:jc w:val="both"/>
       </w:pPr>
       <w:r>
@@ -310,7 +310,7 @@
         <w:keepNext/>
         <w:widowControl/>
         <w:spacing w:lineRule="exact" w:line="560" w:before="0" w:after="0"/>
-        <w:ind w:firstLine="640" w:left="0" w:right="0"/>
+        <w:ind w:left="0" w:right="0" w:firstLineChars="200"/>
         <w:jc w:val="both"/>
         <w:outlineLvl w:val="1"/>
       </w:pPr>
@@ -328,7 +328,7 @@
         <w:keepNext/>
         <w:widowControl/>
         <w:spacing w:lineRule="exact" w:line="560" w:before="0" w:after="0"/>
-        <w:ind w:firstLine="640" w:left="0" w:right="0"/>
+        <w:ind w:left="0" w:right="0" w:firstLineChars="200"/>
         <w:jc w:val="both"/>
         <w:outlineLvl w:val="2"/>
       </w:pPr>
@@ -346,7 +346,7 @@
         <w:keepNext w:val="0"/>
         <w:widowControl/>
         <w:spacing w:lineRule="exact" w:line="560" w:before="0" w:after="0"/>
-        <w:ind w:firstLine="640" w:left="0" w:right="0"/>
+        <w:ind w:left="0" w:right="0" w:firstLineChars="200"/>
         <w:jc w:val="both"/>
       </w:pPr>
       <w:r>
@@ -363,7 +363,7 @@
         <w:keepNext w:val="0"/>
         <w:widowControl/>
         <w:spacing w:lineRule="exact" w:line="560" w:before="0" w:after="0"/>
-        <w:ind w:firstLine="640" w:left="0" w:right="0"/>
+        <w:ind w:left="0" w:right="0" w:firstLineChars="200"/>
         <w:jc w:val="both"/>
       </w:pPr>
       <w:r>
@@ -380,7 +380,7 @@
         <w:keepNext w:val="0"/>
         <w:widowControl/>
         <w:spacing w:lineRule="exact" w:line="560" w:before="0" w:after="0"/>
-        <w:ind w:firstLine="640" w:left="0" w:right="0"/>
+        <w:ind w:left="0" w:right="0" w:firstLineChars="200"/>
         <w:jc w:val="both"/>
       </w:pPr>
       <w:r>
@@ -397,7 +397,7 @@
         <w:keepNext/>
         <w:widowControl/>
         <w:spacing w:lineRule="exact" w:line="560" w:before="0" w:after="0"/>
-        <w:ind w:firstLine="640" w:left="0" w:right="0"/>
+        <w:ind w:left="0" w:right="0" w:firstLineChars="200"/>
         <w:jc w:val="both"/>
         <w:outlineLvl w:val="2"/>
       </w:pPr>
@@ -415,7 +415,7 @@
         <w:keepNext w:val="0"/>
         <w:widowControl/>
         <w:spacing w:lineRule="exact" w:line="560" w:before="0" w:after="0"/>
-        <w:ind w:firstLine="640" w:left="0" w:right="0"/>
+        <w:ind w:left="0" w:right="0" w:firstLineChars="200"/>
         <w:jc w:val="both"/>
       </w:pPr>
       <w:r>
@@ -432,7 +432,7 @@
         <w:keepNext w:val="0"/>
         <w:widowControl/>
         <w:spacing w:lineRule="exact" w:line="560" w:before="0" w:after="0"/>
-        <w:ind w:firstLine="640" w:left="0" w:right="0"/>
+        <w:ind w:left="0" w:right="0" w:firstLineChars="200"/>
         <w:jc w:val="both"/>
       </w:pPr>
       <w:r>
@@ -449,7 +449,7 @@
         <w:keepNext w:val="0"/>
         <w:widowControl/>
         <w:spacing w:lineRule="exact" w:line="560" w:before="0" w:after="0"/>
-        <w:ind w:firstLine="640" w:left="0" w:right="0"/>
+        <w:ind w:left="0" w:right="0" w:firstLineChars="200"/>
         <w:jc w:val="both"/>
       </w:pPr>
       <w:r>
@@ -466,7 +466,7 @@
         <w:keepNext/>
         <w:widowControl/>
         <w:spacing w:lineRule="exact" w:line="560" w:before="0" w:after="0"/>
-        <w:ind w:firstLine="640" w:left="0" w:right="0"/>
+        <w:ind w:left="0" w:right="0" w:firstLineChars="200"/>
         <w:jc w:val="both"/>
         <w:outlineLvl w:val="1"/>
       </w:pPr>
@@ -484,7 +484,7 @@
         <w:keepNext w:val="0"/>
         <w:widowControl/>
         <w:spacing w:lineRule="exact" w:line="560" w:before="0" w:after="0"/>
-        <w:ind w:firstLine="640" w:left="0" w:right="0"/>
+        <w:ind w:left="0" w:right="0" w:firstLineChars="200"/>
         <w:jc w:val="both"/>
       </w:pPr>
       <w:r>
@@ -501,7 +501,7 @@
         <w:keepNext w:val="0"/>
         <w:widowControl/>
         <w:spacing w:lineRule="exact" w:line="560" w:before="0" w:after="0"/>
-        <w:ind w:firstLine="640" w:left="0" w:right="0"/>
+        <w:ind w:left="0" w:right="0" w:firstLineChars="200"/>
         <w:jc w:val="both"/>
       </w:pPr>
       <w:r>
@@ -518,7 +518,7 @@
         <w:keepNext w:val="0"/>
         <w:widowControl/>
         <w:spacing w:lineRule="exact" w:line="560" w:before="0" w:after="0"/>
-        <w:ind w:firstLine="640" w:left="0" w:right="0"/>
+        <w:ind w:left="0" w:right="0" w:firstLineChars="200"/>
         <w:jc w:val="both"/>
       </w:pPr>
       <w:r>
@@ -535,7 +535,7 @@
         <w:keepNext/>
         <w:widowControl/>
         <w:spacing w:lineRule="exact" w:line="560" w:before="0" w:after="0"/>
-        <w:ind w:firstLine="640" w:left="0" w:right="0"/>
+        <w:ind w:left="0" w:right="0" w:firstLineChars="200"/>
         <w:jc w:val="both"/>
         <w:outlineLvl w:val="0"/>
       </w:pPr>
@@ -553,7 +553,7 @@
         <w:keepNext/>
         <w:widowControl/>
         <w:spacing w:lineRule="exact" w:line="560" w:before="0" w:after="0"/>
-        <w:ind w:firstLine="640" w:left="0" w:right="0"/>
+        <w:ind w:left="0" w:right="0" w:firstLineChars="200"/>
         <w:jc w:val="both"/>
         <w:outlineLvl w:val="1"/>
       </w:pPr>
@@ -571,7 +571,7 @@
         <w:keepNext w:val="0"/>
         <w:widowControl/>
         <w:spacing w:lineRule="exact" w:line="560" w:before="0" w:after="0"/>
-        <w:ind w:firstLine="640" w:left="0" w:right="0"/>
+        <w:ind w:left="0" w:right="0" w:firstLineChars="200"/>
         <w:jc w:val="both"/>
       </w:pPr>
       <w:r>
@@ -588,7 +588,7 @@
         <w:keepNext w:val="0"/>
         <w:widowControl/>
         <w:spacing w:lineRule="exact" w:line="560" w:before="0" w:after="0"/>
-        <w:ind w:firstLine="640" w:left="0" w:right="0"/>
+        <w:ind w:left="0" w:right="0" w:firstLineChars="200"/>
         <w:jc w:val="both"/>
       </w:pPr>
       <w:r>
@@ -605,7 +605,7 @@
         <w:keepNext w:val="0"/>
         <w:widowControl/>
         <w:spacing w:lineRule="exact" w:line="560" w:before="0" w:after="0"/>
-        <w:ind w:firstLine="640" w:left="0" w:right="0"/>
+        <w:ind w:left="0" w:right="0" w:firstLineChars="200"/>
         <w:jc w:val="both"/>
       </w:pPr>
       <w:r>
@@ -622,7 +622,7 @@
         <w:keepNext/>
         <w:widowControl/>
         <w:spacing w:lineRule="exact" w:line="560" w:before="0" w:after="0"/>
-        <w:ind w:firstLine="640" w:left="0" w:right="0"/>
+        <w:ind w:left="0" w:right="0" w:firstLineChars="200"/>
         <w:jc w:val="both"/>
         <w:outlineLvl w:val="1"/>
       </w:pPr>
@@ -640,7 +640,7 @@
         <w:keepNext w:val="0"/>
         <w:widowControl/>
         <w:spacing w:lineRule="exact" w:line="560" w:before="0" w:after="0"/>
-        <w:ind w:firstLine="640" w:left="0" w:right="0"/>
+        <w:ind w:left="0" w:right="0" w:firstLineChars="200"/>
         <w:jc w:val="both"/>
       </w:pPr>
       <w:r>
@@ -657,7 +657,7 @@
         <w:keepNext w:val="0"/>
         <w:widowControl/>
         <w:spacing w:lineRule="exact" w:line="560" w:before="0" w:after="0"/>
-        <w:ind w:firstLine="640" w:left="0" w:right="0"/>
+        <w:ind w:left="0" w:right="0" w:firstLineChars="200"/>
         <w:jc w:val="both"/>
       </w:pPr>
       <w:r>
@@ -674,7 +674,7 @@
         <w:keepNext/>
         <w:widowControl/>
         <w:spacing w:lineRule="exact" w:line="560" w:before="0" w:after="0"/>
-        <w:ind w:firstLine="640" w:left="0" w:right="0"/>
+        <w:ind w:left="0" w:right="0" w:firstLineChars="200"/>
         <w:jc w:val="both"/>
         <w:outlineLvl w:val="1"/>
       </w:pPr>
@@ -692,7 +692,7 @@
         <w:keepNext w:val="0"/>
         <w:widowControl/>
         <w:spacing w:lineRule="exact" w:line="560" w:before="0" w:after="0"/>
-        <w:ind w:firstLine="640" w:left="0" w:right="0"/>
+        <w:ind w:left="0" w:right="0" w:firstLineChars="200"/>
         <w:jc w:val="both"/>
       </w:pPr>
       <w:r>
@@ -709,7 +709,7 @@
         <w:keepNext w:val="0"/>
         <w:widowControl/>
         <w:spacing w:lineRule="exact" w:line="560" w:before="0" w:after="0"/>
-        <w:ind w:firstLine="640" w:left="0" w:right="0"/>
+        <w:ind w:left="0" w:right="0" w:firstLineChars="200"/>
         <w:jc w:val="both"/>
       </w:pPr>
       <w:r>
@@ -726,7 +726,7 @@
         <w:keepNext w:val="0"/>
         <w:widowControl/>
         <w:spacing w:lineRule="exact" w:line="560" w:before="0" w:after="0"/>
-        <w:ind w:firstLine="0" w:left="0" w:right="0"/>
+        <w:ind w:left="0" w:right="0"/>
         <w:jc w:val="both"/>
       </w:pPr>
       <w:r>
@@ -742,7 +742,7 @@
         <w:keepNext w:val="0"/>
         <w:widowControl/>
         <w:spacing w:lineRule="exact" w:line="560" w:before="0" w:after="0"/>
-        <w:ind w:firstLine="640" w:left="0" w:right="0"/>
+        <w:ind w:left="0" w:right="0" w:firstLineChars="200"/>
         <w:jc w:val="both"/>
       </w:pPr>
       <w:r>
@@ -759,7 +759,7 @@
         <w:keepNext w:val="0"/>
         <w:widowControl/>
         <w:spacing w:lineRule="exact" w:line="560" w:before="0" w:after="0"/>
-        <w:ind w:firstLine="0" w:left="1600" w:right="0"/>
+        <w:ind w:left="1600" w:right="0"/>
         <w:jc w:val="both"/>
       </w:pPr>
       <w:r>
@@ -776,7 +776,7 @@
         <w:keepNext w:val="0"/>
         <w:widowControl/>
         <w:spacing w:lineRule="exact" w:line="560" w:before="0" w:after="0"/>
-        <w:ind w:firstLine="0" w:left="1600" w:right="0"/>
+        <w:ind w:left="1600" w:right="0"/>
         <w:jc w:val="both"/>
       </w:pPr>
       <w:r>
@@ -793,7 +793,7 @@
         <w:keepNext w:val="0"/>
         <w:widowControl/>
         <w:spacing w:lineRule="exact" w:line="560" w:before="0" w:after="0"/>
-        <w:ind w:firstLine="0" w:left="1600" w:right="0"/>
+        <w:ind w:left="1600" w:right="0"/>
         <w:jc w:val="both"/>
       </w:pPr>
       <w:r>
@@ -810,7 +810,7 @@
         <w:keepNext w:val="0"/>
         <w:widowControl/>
         <w:spacing w:lineRule="exact" w:line="560" w:before="0" w:after="0"/>
-        <w:ind w:firstLine="0" w:left="0" w:right="0"/>
+        <w:ind w:left="0" w:right="0"/>
         <w:jc w:val="both"/>
       </w:pPr>
       <w:r>
@@ -826,7 +826,7 @@
         <w:keepNext w:val="0"/>
         <w:widowControl/>
         <w:spacing w:lineRule="exact" w:line="560" w:before="0" w:after="0"/>
-        <w:ind w:firstLine="0" w:left="0" w:right="0"/>
+        <w:ind w:left="0" w:right="0"/>
         <w:jc w:val="both"/>
       </w:pPr>
       <w:r>
@@ -842,7 +842,7 @@
         <w:keepNext w:val="0"/>
         <w:widowControl/>
         <w:spacing w:lineRule="exact" w:line="560" w:before="0" w:after="0"/>
-        <w:ind w:firstLine="640" w:left="0" w:right="1280"/>
+        <w:ind w:left="0" w:right="1280"/>
         <w:jc w:val="right"/>
       </w:pPr>
       <w:r>
@@ -859,7 +859,7 @@
         <w:keepNext w:val="0"/>
         <w:widowControl/>
         <w:spacing w:lineRule="exact" w:line="560" w:before="0" w:after="0"/>
-        <w:ind w:firstLine="640" w:left="0" w:right="1280"/>
+        <w:ind w:left="0" w:right="1280"/>
         <w:jc w:val="right"/>
       </w:pPr>
       <w:r>
@@ -881,7 +881,7 @@
         <w:keepNext/>
         <w:widowControl/>
         <w:spacing w:lineRule="exact" w:line="560" w:before="0" w:after="0"/>
-        <w:ind w:firstLine="0" w:left="0" w:right="0"/>
+        <w:ind w:left="0" w:right="0"/>
         <w:jc w:val="left"/>
       </w:pPr>
       <w:r>
@@ -898,7 +898,7 @@
         <w:keepNext/>
         <w:widowControl/>
         <w:spacing w:lineRule="exact" w:line="600" w:before="0" w:after="320"/>
-        <w:ind w:firstLine="0" w:left="0" w:right="0"/>
+        <w:ind w:left="0" w:right="0"/>
         <w:jc w:val="center"/>
       </w:pPr>
       <w:r>
@@ -915,7 +915,7 @@
         <w:keepNext/>
         <w:widowControl/>
         <w:spacing w:lineRule="exact" w:line="560" w:before="0" w:after="0"/>
-        <w:ind w:firstLine="640" w:left="0" w:right="0"/>
+        <w:ind w:left="0" w:right="0" w:firstLineChars="200"/>
         <w:jc w:val="both"/>
         <w:outlineLvl w:val="0"/>
       </w:pPr>
@@ -933,7 +933,7 @@
         <w:keepNext w:val="0"/>
         <w:widowControl/>
         <w:spacing w:lineRule="exact" w:line="360" w:before="0" w:after="0"/>
-        <w:ind w:firstLine="0" w:left="0" w:right="0"/>
+        <w:ind w:left="0" w:right="0"/>
         <w:jc w:val="right"/>
       </w:pPr>
       <w:r>
@@ -1506,7 +1506,7 @@
         <w:keepNext w:val="0"/>
         <w:widowControl/>
         <w:spacing w:lineRule="exact" w:line="160" w:before="0" w:after="0"/>
-        <w:ind w:firstLine="0" w:left="0" w:right="0"/>
+        <w:ind w:left="0" w:right="0"/>
         <w:jc w:val="both"/>
       </w:pPr>
     </w:p>
@@ -1515,7 +1515,7 @@
         <w:keepNext/>
         <w:widowControl/>
         <w:spacing w:lineRule="exact" w:line="560" w:before="0" w:after="0"/>
-        <w:ind w:firstLine="640" w:left="0" w:right="0"/>
+        <w:ind w:left="0" w:right="0" w:firstLineChars="200"/>
         <w:jc w:val="both"/>
         <w:outlineLvl w:val="0"/>
       </w:pPr>
@@ -1533,7 +1533,7 @@
         <w:keepNext w:val="0"/>
         <w:widowControl/>
         <w:spacing w:lineRule="exact" w:line="560" w:before="0" w:after="0"/>
-        <w:ind w:firstLine="640" w:left="0" w:right="0"/>
+        <w:ind w:left="0" w:right="0" w:firstLineChars="200"/>
         <w:jc w:val="both"/>
       </w:pPr>
       <w:r>
@@ -1555,7 +1555,7 @@
         <w:keepNext/>
         <w:widowControl/>
         <w:spacing w:lineRule="exact" w:line="560" w:before="0" w:after="0"/>
-        <w:ind w:firstLine="0" w:left="0" w:right="0"/>
+        <w:ind w:left="0" w:right="0"/>
         <w:jc w:val="left"/>
       </w:pPr>
       <w:r>
@@ -1572,7 +1572,7 @@
         <w:keepNext/>
         <w:widowControl/>
         <w:spacing w:lineRule="exact" w:line="600" w:before="0" w:after="320"/>
-        <w:ind w:firstLine="0" w:left="0" w:right="0"/>
+        <w:ind w:left="0" w:right="0"/>
         <w:jc w:val="center"/>
       </w:pPr>
       <w:r>
@@ -1589,7 +1589,7 @@
         <w:keepNext/>
         <w:widowControl/>
         <w:spacing w:lineRule="exact" w:line="560" w:before="0" w:after="0"/>
-        <w:ind w:firstLine="640" w:left="0" w:right="0"/>
+        <w:ind w:left="0" w:right="0" w:firstLineChars="200"/>
         <w:jc w:val="both"/>
         <w:outlineLvl w:val="0"/>
       </w:pPr>
@@ -1607,7 +1607,7 @@
         <w:keepNext w:val="0"/>
         <w:widowControl/>
         <w:spacing w:lineRule="exact" w:line="560" w:before="0" w:after="0"/>
-        <w:ind w:firstLine="640" w:left="0" w:right="0"/>
+        <w:ind w:left="0" w:right="0" w:firstLineChars="200"/>
         <w:jc w:val="both"/>
       </w:pPr>
       <w:r>
@@ -1624,7 +1624,7 @@
         <w:keepNext/>
         <w:widowControl/>
         <w:spacing w:lineRule="exact" w:line="560" w:before="0" w:after="0"/>
-        <w:ind w:firstLine="640" w:left="0" w:right="0"/>
+        <w:ind w:left="0" w:right="0" w:firstLineChars="200"/>
         <w:jc w:val="both"/>
         <w:outlineLvl w:val="0"/>
       </w:pPr>
@@ -1642,7 +1642,7 @@
         <w:keepNext w:val="0"/>
         <w:widowControl/>
         <w:spacing w:lineRule="exact" w:line="360" w:before="0" w:after="0"/>
-        <w:ind w:firstLine="0" w:left="0" w:right="0"/>
+        <w:ind w:left="0" w:right="0"/>
         <w:jc w:val="right"/>
       </w:pPr>
       <w:r>
@@ -2254,7 +2254,7 @@
         <w:keepNext w:val="0"/>
         <w:widowControl/>
         <w:spacing w:lineRule="exact" w:line="160" w:before="0" w:after="0"/>
-        <w:ind w:firstLine="0" w:left="0" w:right="0"/>
+        <w:ind w:left="0" w:right="0"/>
         <w:jc w:val="both"/>
       </w:pPr>
     </w:p>
@@ -2263,7 +2263,7 @@
         <w:keepNext/>
         <w:widowControl/>
         <w:spacing w:lineRule="exact" w:line="560" w:before="0" w:after="0"/>
-        <w:ind w:firstLine="640" w:left="0" w:right="0"/>
+        <w:ind w:left="0" w:right="0" w:firstLineChars="200"/>
         <w:jc w:val="both"/>
         <w:outlineLvl w:val="0"/>
       </w:pPr>
@@ -2281,7 +2281,7 @@
         <w:keepNext w:val="0"/>
         <w:widowControl/>
         <w:spacing w:lineRule="exact" w:line="560" w:before="0" w:after="0"/>
-        <w:ind w:firstLine="640" w:left="0" w:right="0"/>
+        <w:ind w:left="0" w:right="0" w:firstLineChars="200"/>
         <w:jc w:val="both"/>
       </w:pPr>
       <w:r>
@@ -2303,7 +2303,7 @@
         <w:keepNext/>
         <w:widowControl/>
         <w:spacing w:lineRule="exact" w:line="560" w:before="0" w:after="0"/>
-        <w:ind w:firstLine="0" w:left="0" w:right="0"/>
+        <w:ind w:left="0" w:right="0"/>
         <w:jc w:val="left"/>
       </w:pPr>
       <w:r>
@@ -2320,7 +2320,7 @@
         <w:keepNext/>
         <w:widowControl/>
         <w:spacing w:lineRule="exact" w:line="600" w:before="0" w:after="320"/>
-        <w:ind w:firstLine="0" w:left="0" w:right="0"/>
+        <w:ind w:left="0" w:right="0"/>
         <w:jc w:val="center"/>
       </w:pPr>
       <w:r>
@@ -2337,7 +2337,7 @@
         <w:keepNext/>
         <w:widowControl/>
         <w:spacing w:lineRule="exact" w:line="560" w:before="0" w:after="0"/>
-        <w:ind w:firstLine="640" w:left="0" w:right="0"/>
+        <w:ind w:left="0" w:right="0" w:firstLineChars="200"/>
         <w:jc w:val="both"/>
         <w:outlineLvl w:val="0"/>
       </w:pPr>
@@ -2355,7 +2355,7 @@
         <w:keepNext w:val="0"/>
         <w:widowControl/>
         <w:spacing w:lineRule="exact" w:line="560" w:before="0" w:after="0"/>
-        <w:ind w:firstLine="640" w:left="0" w:right="0"/>
+        <w:ind w:left="0" w:right="0" w:firstLineChars="200"/>
         <w:jc w:val="both"/>
       </w:pPr>
       <w:r>
@@ -2372,7 +2372,7 @@
         <w:keepNext/>
         <w:widowControl/>
         <w:spacing w:lineRule="exact" w:line="560" w:before="0" w:after="0"/>
-        <w:ind w:firstLine="640" w:left="0" w:right="0"/>
+        <w:ind w:left="0" w:right="0" w:firstLineChars="200"/>
         <w:jc w:val="both"/>
         <w:outlineLvl w:val="0"/>
       </w:pPr>
@@ -2390,7 +2390,7 @@
         <w:keepNext w:val="0"/>
         <w:widowControl/>
         <w:spacing w:lineRule="exact" w:line="560" w:before="0" w:after="0"/>
-        <w:ind w:firstLine="640" w:left="0" w:right="0"/>
+        <w:ind w:left="0" w:right="0" w:firstLineChars="200"/>
         <w:jc w:val="both"/>
       </w:pPr>
       <w:r>
@@ -2412,7 +2412,7 @@
         <w:keepNext/>
         <w:widowControl/>
         <w:spacing w:lineRule="exact" w:line="560" w:before="0" w:after="0"/>
-        <w:ind w:firstLine="0" w:left="0" w:right="0"/>
+        <w:ind w:left="0" w:right="0"/>
         <w:jc w:val="left"/>
       </w:pPr>
       <w:r>
@@ -2429,7 +2429,7 @@
         <w:keepNext/>
         <w:widowControl/>
         <w:spacing w:lineRule="exact" w:line="600" w:before="0" w:after="320"/>
-        <w:ind w:firstLine="0" w:left="0" w:right="0"/>
+        <w:ind w:left="0" w:right="0"/>
         <w:jc w:val="center"/>
       </w:pPr>
       <w:r>
@@ -2446,7 +2446,7 @@
         <w:keepNext/>
         <w:widowControl/>
         <w:spacing w:lineRule="exact" w:line="560" w:before="0" w:after="0"/>
-        <w:ind w:firstLine="640" w:left="0" w:right="0"/>
+        <w:ind w:left="0" w:right="0" w:firstLineChars="200"/>
         <w:jc w:val="both"/>
         <w:outlineLvl w:val="0"/>
       </w:pPr>
@@ -2464,7 +2464,7 @@
         <w:keepNext w:val="0"/>
         <w:widowControl/>
         <w:spacing w:lineRule="exact" w:line="560" w:before="0" w:after="0"/>
-        <w:ind w:firstLine="640" w:left="0" w:right="0"/>
+        <w:ind w:left="0" w:right="0" w:firstLineChars="200"/>
         <w:jc w:val="both"/>
       </w:pPr>
       <w:r>
@@ -2481,7 +2481,7 @@
         <w:keepNext/>
         <w:widowControl/>
         <w:spacing w:lineRule="exact" w:line="560" w:before="0" w:after="0"/>
-        <w:ind w:firstLine="640" w:left="0" w:right="0"/>
+        <w:ind w:left="0" w:right="0" w:firstLineChars="200"/>
         <w:jc w:val="both"/>
         <w:outlineLvl w:val="0"/>
       </w:pPr>
@@ -2499,7 +2499,7 @@
         <w:keepNext w:val="0"/>
         <w:widowControl/>
         <w:spacing w:lineRule="exact" w:line="560" w:before="0" w:after="0"/>
-        <w:ind w:firstLine="640" w:left="0" w:right="0"/>
+        <w:ind w:left="0" w:right="0" w:firstLineChars="200"/>
         <w:jc w:val="both"/>
       </w:pPr>
       <w:r>
@@ -2537,7 +2537,7 @@
         <w:b w:val="0"/>
         <w:sz w:val="28"/>
       </w:rPr>
-      <w:t>-</w:t>
+      <w:t xml:space="preserve">- </w:t>
     </w:r>
     <w:r>
       <w:rPr>
@@ -2557,7 +2557,7 @@
         <w:b w:val="0"/>
         <w:sz w:val="28"/>
       </w:rPr>
-      <w:t>-</w:t>
+      <w:t xml:space="preserve"> -</w:t>
     </w:r>
   </w:p>
 </w:ftr>
@@ -2577,7 +2577,7 @@
         <w:b w:val="0"/>
         <w:sz w:val="28"/>
       </w:rPr>
-      <w:t>-</w:t>
+      <w:t xml:space="preserve">- </w:t>
     </w:r>
     <w:r>
       <w:rPr>
@@ -2597,7 +2597,7 @@
         <w:b w:val="0"/>
         <w:sz w:val="28"/>
       </w:rPr>
-      <w:t>-</w:t>
+      <w:t xml:space="preserve"> -</w:t>
     </w:r>
   </w:p>
 </w:ftr>

--- a/soe-post-investment-report/assets/reference-template.docx
+++ b/soe-post-investment-report/assets/reference-template.docx
@@ -476,7 +476,7 @@
           <w:b/>
           <w:sz w:val="32"/>
         </w:rPr>
-        <w:t>（四）SPV项目</w:t>
+        <w:t>（四）示例协同发展SPV项目</w:t>
       </w:r>
     </w:p>
     <w:p>
@@ -528,6 +528,58 @@
           <w:sz w:val="32"/>
         </w:rPr>
         <w:t>公司已对主要债权逐项建立投后台账，结合债务人偿付能力和司法进展更新预计回收时间，重点关注处置周期延长及回收金额不确定风险。SPV项目治理、资产及回收情况见附件4。</w:t>
+      </w:r>
+    </w:p>
+    <w:p>
+      <w:pPr>
+        <w:keepNext/>
+        <w:widowControl/>
+        <w:spacing w:lineRule="exact" w:line="560" w:before="0" w:after="0"/>
+        <w:ind w:left="0" w:right="0" w:firstLineChars="200"/>
+        <w:jc w:val="both"/>
+        <w:outlineLvl w:val="1"/>
+      </w:pPr>
+      <w:r>
+        <w:rPr>
+          <w:rFonts w:ascii="Times New Roman" w:hAnsi="Times New Roman" w:cs="Times New Roman" w:eastAsia="楷体_GB2312"/>
+          <w:b/>
+          <w:sz w:val="32"/>
+        </w:rPr>
+        <w:t>（五）示例专项债权SPV项目</w:t>
+      </w:r>
+    </w:p>
+    <w:p>
+      <w:pPr>
+        <w:keepNext w:val="0"/>
+        <w:widowControl/>
+        <w:spacing w:lineRule="exact" w:line="560" w:before="0" w:after="0"/>
+        <w:ind w:left="0" w:right="0" w:firstLineChars="200"/>
+        <w:jc w:val="both"/>
+      </w:pPr>
+      <w:r>
+        <w:rPr>
+          <w:rFonts w:ascii="Times New Roman" w:hAnsi="Times New Roman" w:cs="Times New Roman" w:eastAsia="仿宋_GB2312"/>
+          <w:b w:val="0"/>
+          <w:sz w:val="32"/>
+        </w:rPr>
+        <w:t>示例专项债权合伙企业（有限合伙）处于存续期，公司实缴出资200万元，持有20%的合伙份额。报告期内未新增对外投资，合伙企业按约定开展债权确权、诉讼推进和资产处置准备工作。</w:t>
+      </w:r>
+    </w:p>
+    <w:p>
+      <w:pPr>
+        <w:keepNext w:val="0"/>
+        <w:widowControl/>
+        <w:spacing w:lineRule="exact" w:line="560" w:before="0" w:after="0"/>
+        <w:ind w:left="0" w:right="0" w:firstLineChars="200"/>
+        <w:jc w:val="both"/>
+      </w:pPr>
+      <w:r>
+        <w:rPr>
+          <w:rFonts w:ascii="Times New Roman" w:hAnsi="Times New Roman" w:cs="Times New Roman" w:eastAsia="仿宋_GB2312"/>
+          <w:b w:val="0"/>
+          <w:sz w:val="32"/>
+        </w:rPr>
+        <w:t>截至报告期末，合伙企业账面资产余额860万元，报告期内累计回收款项120万元，尚未达到协议约定的分配条件。公司通过合伙人会议跟踪债权确权、诉讼执行和资产处置进展，重点关注处置周期延长及回收金额不确定风险。该SPV项目治理、资产及回收情况见附件4。</w:t>
       </w:r>
     </w:p>
     <w:p>
@@ -943,6 +995,23 @@
           <w:sz w:val="21"/>
         </w:rPr>
         <w:t>单位：万元</w:t>
+      </w:r>
+    </w:p>
+    <w:p>
+      <w:pPr>
+        <w:keepNext/>
+        <w:widowControl/>
+        <w:spacing w:lineRule="exact" w:line="560" w:before="0" w:after="0"/>
+        <w:ind w:left="0" w:right="0"/>
+        <w:jc w:val="center"/>
+      </w:pPr>
+      <w:r>
+        <w:rPr>
+          <w:rFonts w:ascii="Times New Roman" w:hAnsi="Times New Roman" w:cs="Times New Roman" w:eastAsia="黑体"/>
+          <w:b w:val="0"/>
+          <w:sz w:val="24"/>
+        </w:rPr>
+        <w:t>在管基金出资及份额情况表</w:t>
       </w:r>
     </w:p>
     <w:tbl>
@@ -1652,6 +1721,23 @@
           <w:sz w:val="21"/>
         </w:rPr>
         <w:t>单位：万元</w:t>
+      </w:r>
+    </w:p>
+    <w:p>
+      <w:pPr>
+        <w:keepNext/>
+        <w:widowControl/>
+        <w:spacing w:lineRule="exact" w:line="560" w:before="0" w:after="0"/>
+        <w:ind w:left="0" w:right="0"/>
+        <w:jc w:val="center"/>
+      </w:pPr>
+      <w:r>
+        <w:rPr>
+          <w:rFonts w:ascii="Times New Roman" w:hAnsi="Times New Roman" w:cs="Times New Roman" w:eastAsia="黑体"/>
+          <w:b w:val="0"/>
+          <w:sz w:val="24"/>
+        </w:rPr>
+        <w:t>示例科技有限公司主要财务指标表</w:t>
       </w:r>
     </w:p>
     <w:tbl>
@@ -2511,6 +2597,122 @@
         <w:t>报告期内未新增投资；期末账面资产1120万元，累计回收180万元。公司持续跟踪资产处置、收益分配和合作方履约情况。</w:t>
       </w:r>
     </w:p>
+    <w:p>
+      <w:pPr>
+        <w:keepNext w:val="0"/>
+        <w:widowControl/>
+        <w:spacing w:lineRule="exact" w:line="560" w:before="0" w:after="0"/>
+        <w:ind w:left="0" w:right="0"/>
+        <w:jc w:val="both"/>
+      </w:pPr>
+      <w:r>
+        <w:rPr>
+          <w:rFonts w:ascii="Times New Roman" w:hAnsi="Times New Roman" w:cs="Times New Roman" w:eastAsia="仿宋_GB2312"/>
+          <w:b w:val="0"/>
+          <w:sz w:val="32"/>
+        </w:rPr>
+      </w:r>
+    </w:p>
+    <w:p>
+      <w:pPr>
+        <w:keepNext w:val="0"/>
+        <w:widowControl/>
+        <w:spacing w:lineRule="exact" w:line="560" w:before="0" w:after="0"/>
+        <w:ind w:left="0" w:right="0"/>
+        <w:jc w:val="both"/>
+      </w:pPr>
+      <w:r>
+        <w:rPr>
+          <w:rFonts w:ascii="Times New Roman" w:hAnsi="Times New Roman" w:cs="Times New Roman" w:eastAsia="仿宋_GB2312"/>
+          <w:b w:val="0"/>
+          <w:sz w:val="32"/>
+        </w:rPr>
+      </w:r>
+    </w:p>
+    <w:tbl>
+      <w:tblPr>
+        <w:tblW w:type="pct" w:w="5000"/>
+        <w:jc w:val="center"/>
+        <w:tblLayout w:type="autofit"/>
+        <w:tblLook w:firstColumn="1" w:firstRow="1" w:lastColumn="0" w:lastRow="0" w:noHBand="0" w:noVBand="1" w:val="04A0"/>
+      </w:tblPr>
+      <w:tblGrid>
+        <w:gridCol w:w="4422"/>
+        <w:gridCol w:w="4422"/>
+      </w:tblGrid>
+      <w:tr>
+        <w:tc>
+          <w:tcPr>
+            <w:tcW w:w="3333" w:type="pct"/>
+            <w:vAlign w:val="center"/>
+            <w:tcBorders>
+              <w:left w:val="nil"/>
+              <w:right w:val="nil"/>
+              <w:insideH w:val="nil"/>
+              <w:insideV w:val="nil"/>
+              <w:top w:val="single" w:sz="12" w:space="0" w:color="auto"/>
+              <w:bottom w:val="single" w:sz="12" w:space="0" w:color="auto"/>
+            </w:tcBorders>
+            <w:tcMar>
+              <w:top w:w="40" w:type="dxa"/>
+              <w:start w:w="70" w:type="dxa"/>
+              <w:bottom w:w="40" w:type="dxa"/>
+              <w:end w:w="70" w:type="dxa"/>
+            </w:tcMar>
+          </w:tcPr>
+          <w:p>
+            <w:pPr>
+              <w:spacing w:line="560" w:lineRule="exact"/>
+              <w:jc w:val="left"/>
+            </w:pPr>
+            <w:r/>
+            <w:r>
+              <w:rPr>
+                <w:rFonts w:ascii="Times New Roman" w:hAnsi="Times New Roman" w:cs="Times New Roman" w:eastAsia="仿宋_GB2312"/>
+                <w:b w:val="0"/>
+                <w:sz w:val="28"/>
+              </w:rPr>
+              <w:t>示例城市建设控股有限公司综合办公室</w:t>
+            </w:r>
+          </w:p>
+        </w:tc>
+        <w:tc>
+          <w:tcPr>
+            <w:tcW w:w="1667" w:type="pct"/>
+            <w:vAlign w:val="center"/>
+            <w:tcBorders>
+              <w:left w:val="nil"/>
+              <w:right w:val="nil"/>
+              <w:insideH w:val="nil"/>
+              <w:insideV w:val="nil"/>
+              <w:top w:val="single" w:sz="12" w:space="0" w:color="auto"/>
+              <w:bottom w:val="single" w:sz="12" w:space="0" w:color="auto"/>
+            </w:tcBorders>
+            <w:tcMar>
+              <w:top w:w="40" w:type="dxa"/>
+              <w:start w:w="70" w:type="dxa"/>
+              <w:bottom w:w="40" w:type="dxa"/>
+              <w:end w:w="70" w:type="dxa"/>
+            </w:tcMar>
+          </w:tcPr>
+          <w:p>
+            <w:pPr>
+              <w:spacing w:line="560" w:lineRule="exact"/>
+              <w:jc w:val="right"/>
+            </w:pPr>
+            <w:r/>
+            <w:r>
+              <w:rPr>
+                <w:rFonts w:ascii="Times New Roman" w:hAnsi="Times New Roman" w:cs="Times New Roman" w:eastAsia="仿宋_GB2312"/>
+                <w:b w:val="0"/>
+                <w:sz w:val="28"/>
+              </w:rPr>
+              <w:t>2026年3月31日印发</w:t>
+            </w:r>
+          </w:p>
+        </w:tc>
+      </w:tr>
+    </w:tbl>
     <w:sectPr>
       <w:footerReference w:type="default" r:id="rId9"/>
       <w:footerReference w:type="even" r:id="rId10"/>
